--- a/Faculdade/Disciplinas-Regulares/4º-Ano/Verificacao_e_Validacao_de_Software/Atividades/Verificacao_Validacao_e_Testes/Verificacao_Validacao_e_Testes.docx
+++ b/Faculdade/Disciplinas-Regulares/4º-Ano/Verificacao_e_Validacao_de_Software/Atividades/Verificacao_Validacao_e_Testes/Verificacao_Validacao_e_Testes.docx
@@ -28,18 +28,137 @@
         <w:t>Aluno: Tarcísio José Martins Ribeiro                                                                                Código: 20382</w:t>
       </w:r>
     </w:p>
-    <w:p>
-      <w:pPr>
-        <w:ind w:left="-567" w:firstLine="0"/>
-      </w:pPr>
-    </w:p>
     <w:p/>
     <w:p>
       <w:pPr>
-        <w:ind w:firstLine="0"/>
-      </w:pPr>
+        <w:pStyle w:val="PargrafodaLista"/>
+        <w:numPr>
+          <w:ilvl w:val="0"/>
+          <w:numId w:val="1"/>
+        </w:numPr>
+        <w:rPr>
+          <w:b/>
+          <w:bCs/>
+        </w:rPr>
+      </w:pPr>
+      <w:r>
+        <w:rPr>
+          <w:b/>
+          <w:bCs/>
+        </w:rPr>
+        <w:t>INTRODUÇÃO</w:t>
+      </w:r>
     </w:p>
     <w:p/>
+    <w:p>
+      <w:r>
+        <w:t>No processo de elaboração, desenvolvimento e entrega de um software, deve-se prezar pela sua qualidade ao final destes processos. Para auxiliar e garantir que o produto a ser disponibilizado tenha uma qualidade assegurada, são implementadas no seu processo de desenvolvimento, três etapas, verificação, validação e testes. São estas etapas, cada uma com seu propósito, métodos e objetivos que irão certificar de que o produto tenha um alto valor quanto a sua qualidade. A seguir, serão abordadas e explicadas as etapas referidas acima.</w:t>
+      </w:r>
+    </w:p>
+    <w:p/>
+    <w:p>
+      <w:pPr>
+        <w:pStyle w:val="PargrafodaLista"/>
+        <w:numPr>
+          <w:ilvl w:val="0"/>
+          <w:numId w:val="1"/>
+        </w:numPr>
+        <w:rPr>
+          <w:b/>
+          <w:bCs/>
+        </w:rPr>
+      </w:pPr>
+      <w:r>
+        <w:rPr>
+          <w:b/>
+          <w:bCs/>
+        </w:rPr>
+        <w:t>VERIFICAÇÃO</w:t>
+      </w:r>
+    </w:p>
+    <w:p>
+      <w:pPr>
+        <w:rPr>
+          <w:b/>
+          <w:bCs/>
+        </w:rPr>
+      </w:pPr>
+    </w:p>
+    <w:p>
+      <w:r>
+        <w:t>A etapa de verificação no processo de desenvolvimento de software é a responsável por certificar que os requisitos e funcionalidades do projeto foram implementados, podendo também realizar a especificação de um sistema, checando se a documentação engloba todo os requisitos necessários, além de prevenir futuras falhas.</w:t>
+      </w:r>
+    </w:p>
+    <w:p/>
+    <w:p>
+      <w:pPr>
+        <w:pStyle w:val="PargrafodaLista"/>
+        <w:numPr>
+          <w:ilvl w:val="0"/>
+          <w:numId w:val="1"/>
+        </w:numPr>
+        <w:rPr>
+          <w:b/>
+          <w:bCs/>
+        </w:rPr>
+      </w:pPr>
+      <w:r>
+        <w:rPr>
+          <w:b/>
+          <w:bCs/>
+        </w:rPr>
+        <w:t>VALIDAÇÃO</w:t>
+      </w:r>
+    </w:p>
+    <w:p/>
+    <w:p>
+      <w:r>
+        <w:t xml:space="preserve">Esta etapa se encarrega de avaliar se a solução a ser entregue atende as necessidades do usuário ou cliente. Sendo assim, os requisitos e funcionalidades implementados devem atender a regra de negócio, </w:t>
+      </w:r>
+      <w:r>
+        <w:t>assim justificando o desenvolvimento do software.</w:t>
+      </w:r>
+    </w:p>
+    <w:p/>
+    <w:p>
+      <w:pPr>
+        <w:pStyle w:val="PargrafodaLista"/>
+        <w:numPr>
+          <w:ilvl w:val="0"/>
+          <w:numId w:val="1"/>
+        </w:numPr>
+        <w:rPr>
+          <w:b/>
+          <w:bCs/>
+        </w:rPr>
+      </w:pPr>
+      <w:r>
+        <w:rPr>
+          <w:b/>
+          <w:bCs/>
+        </w:rPr>
+        <w:t>TESTE</w:t>
+      </w:r>
+    </w:p>
+    <w:p>
+      <w:pPr>
+        <w:pStyle w:val="PargrafodaLista"/>
+        <w:ind w:left="1069" w:firstLine="0"/>
+        <w:rPr>
+          <w:b/>
+          <w:bCs/>
+        </w:rPr>
+      </w:pPr>
+    </w:p>
+    <w:p>
+      <w:pPr>
+        <w:pStyle w:val="PargrafodaLista"/>
+        <w:ind w:left="1069" w:firstLine="0"/>
+      </w:pPr>
+      <w:r>
+        <w:t>A etapa de testes se encarrega de verificar, encontrar e registrar possíveis erros que o software ou solução possa vir a apresentar, porém, sem a execução do código fonte ou aplicação em estágio de desenvolvimento em uma máquina. Pode ser considerada uma dinâmica entre as etapas de verificação e validação, por examinar o comportamento do software com base em dados de teste.</w:t>
+      </w:r>
+    </w:p>
     <w:sectPr>
       <w:pgSz w:w="11906" w:h="16838"/>
       <w:pgMar w:top="1701" w:right="1134" w:bottom="1134" w:left="1701" w:header="709" w:footer="709" w:gutter="0"/>
@@ -48,6 +167,103 @@
     </w:sectPr>
   </w:body>
 </w:document>
+</file>
+
+<file path=word/numbering.xml><?xml version="1.0" encoding="utf-8"?>
+<w:numbering xmlns:wpc="http://schemas.microsoft.com/office/word/2010/wordprocessingCanvas" xmlns:cx="http://schemas.microsoft.com/office/drawing/2014/chartex" xmlns:cx1="http://schemas.microsoft.com/office/drawing/2015/9/8/chartex" xmlns:cx2="http://schemas.microsoft.com/office/drawing/2015/10/21/chartex" xmlns:cx3="http://schemas.microsoft.com/office/drawing/2016/5/9/chartex" xmlns:cx4="http://schemas.microsoft.com/office/drawing/2016/5/10/chartex" xmlns:cx5="http://schemas.microsoft.com/office/drawing/2016/5/11/chartex" xmlns:cx6="http://schemas.microsoft.com/office/drawing/2016/5/12/chartex" xmlns:cx7="http://schemas.microsoft.com/office/drawing/2016/5/13/chartex" xmlns:cx8="http://schemas.microsoft.com/office/drawing/2016/5/14/chartex" xmlns:mc="http://schemas.openxmlformats.org/markup-compatibility/2006" xmlns:aink="http://schemas.microsoft.com/office/drawing/2016/ink" xmlns:am3d="http://schemas.microsoft.com/office/drawing/2017/model3d" xmlns:o="urn:schemas-microsoft-com:office:office" xmlns:r="http://schemas.openxmlformats.org/officeDocument/2006/relationships" xmlns:m="http://schemas.openxmlformats.org/officeDocument/2006/math" xmlns:v="urn:schemas-microsoft-com:vml" xmlns:wp14="http://schemas.microsoft.com/office/word/2010/wordprocessingDrawing" xmlns:wp="http://schemas.openxmlformats.org/drawingml/2006/wordprocessingDrawing" xmlns:w10="urn:schemas-microsoft-com:office:word" xmlns:w="http://schemas.openxmlformats.org/wordprocessingml/2006/main" xmlns:w14="http://schemas.microsoft.com/office/word/2010/wordml" xmlns:w15="http://schemas.microsoft.com/office/word/2012/wordml" xmlns:w16cex="http://schemas.microsoft.com/office/word/2018/wordml/cex" xmlns:w16cid="http://schemas.microsoft.com/office/word/2016/wordml/cid" xmlns:w16="http://schemas.microsoft.com/office/word/2018/wordml" xmlns:w16sdtdh="http://schemas.microsoft.com/office/word/2020/wordml/sdtdatahash" xmlns:w16se="http://schemas.microsoft.com/office/word/2015/wordml/symex" xmlns:wpg="http://schemas.microsoft.com/office/word/2010/wordprocessingGroup" xmlns:wpi="http://schemas.microsoft.com/office/word/2010/wordprocessingInk" xmlns:wne="http://schemas.microsoft.com/office/word/2006/wordml" xmlns:wps="http://schemas.microsoft.com/office/word/2010/wordprocessingShape" mc:Ignorable="w14 w15 w16se w16cid w16 w16cex w16sdtdh wp14">
+  <w:abstractNum w:abstractNumId="0" w15:restartNumberingAfterBreak="0">
+    <w:nsid w:val="00AA3283"/>
+    <w:multiLevelType w:val="hybridMultilevel"/>
+    <w:tmpl w:val="3120EAB4"/>
+    <w:lvl w:ilvl="0" w:tplc="B060EBE4">
+      <w:start w:val="1"/>
+      <w:numFmt w:val="decimal"/>
+      <w:lvlText w:val="%1."/>
+      <w:lvlJc w:val="left"/>
+      <w:pPr>
+        <w:ind w:left="1069" w:hanging="360"/>
+      </w:pPr>
+      <w:rPr>
+        <w:rFonts w:hint="default"/>
+      </w:rPr>
+    </w:lvl>
+    <w:lvl w:ilvl="1" w:tplc="04160019" w:tentative="1">
+      <w:start w:val="1"/>
+      <w:numFmt w:val="lowerLetter"/>
+      <w:lvlText w:val="%2."/>
+      <w:lvlJc w:val="left"/>
+      <w:pPr>
+        <w:ind w:left="1789" w:hanging="360"/>
+      </w:pPr>
+    </w:lvl>
+    <w:lvl w:ilvl="2" w:tplc="0416001B" w:tentative="1">
+      <w:start w:val="1"/>
+      <w:numFmt w:val="lowerRoman"/>
+      <w:lvlText w:val="%3."/>
+      <w:lvlJc w:val="right"/>
+      <w:pPr>
+        <w:ind w:left="2509" w:hanging="180"/>
+      </w:pPr>
+    </w:lvl>
+    <w:lvl w:ilvl="3" w:tplc="0416000F" w:tentative="1">
+      <w:start w:val="1"/>
+      <w:numFmt w:val="decimal"/>
+      <w:lvlText w:val="%4."/>
+      <w:lvlJc w:val="left"/>
+      <w:pPr>
+        <w:ind w:left="3229" w:hanging="360"/>
+      </w:pPr>
+    </w:lvl>
+    <w:lvl w:ilvl="4" w:tplc="04160019" w:tentative="1">
+      <w:start w:val="1"/>
+      <w:numFmt w:val="lowerLetter"/>
+      <w:lvlText w:val="%5."/>
+      <w:lvlJc w:val="left"/>
+      <w:pPr>
+        <w:ind w:left="3949" w:hanging="360"/>
+      </w:pPr>
+    </w:lvl>
+    <w:lvl w:ilvl="5" w:tplc="0416001B" w:tentative="1">
+      <w:start w:val="1"/>
+      <w:numFmt w:val="lowerRoman"/>
+      <w:lvlText w:val="%6."/>
+      <w:lvlJc w:val="right"/>
+      <w:pPr>
+        <w:ind w:left="4669" w:hanging="180"/>
+      </w:pPr>
+    </w:lvl>
+    <w:lvl w:ilvl="6" w:tplc="0416000F" w:tentative="1">
+      <w:start w:val="1"/>
+      <w:numFmt w:val="decimal"/>
+      <w:lvlText w:val="%7."/>
+      <w:lvlJc w:val="left"/>
+      <w:pPr>
+        <w:ind w:left="5389" w:hanging="360"/>
+      </w:pPr>
+    </w:lvl>
+    <w:lvl w:ilvl="7" w:tplc="04160019" w:tentative="1">
+      <w:start w:val="1"/>
+      <w:numFmt w:val="lowerLetter"/>
+      <w:lvlText w:val="%8."/>
+      <w:lvlJc w:val="left"/>
+      <w:pPr>
+        <w:ind w:left="6109" w:hanging="360"/>
+      </w:pPr>
+    </w:lvl>
+    <w:lvl w:ilvl="8" w:tplc="0416001B" w:tentative="1">
+      <w:start w:val="1"/>
+      <w:numFmt w:val="lowerRoman"/>
+      <w:lvlText w:val="%9."/>
+      <w:lvlJc w:val="right"/>
+      <w:pPr>
+        <w:ind w:left="6829" w:hanging="180"/>
+      </w:pPr>
+    </w:lvl>
+  </w:abstractNum>
+  <w:num w:numId="1">
+    <w:abstractNumId w:val="0"/>
+  </w:num>
+</w:numbering>
 </file>
 
 <file path=word/styles.xml><?xml version="1.0" encoding="utf-8"?>
@@ -478,6 +694,17 @@
     <w:semiHidden/>
     <w:unhideWhenUsed/>
   </w:style>
+  <w:style w:type="paragraph" w:styleId="PargrafodaLista">
+    <w:name w:val="List Paragraph"/>
+    <w:basedOn w:val="Normal"/>
+    <w:uiPriority w:val="34"/>
+    <w:qFormat/>
+    <w:rsid w:val="00B05CAA"/>
+    <w:pPr>
+      <w:ind w:left="720"/>
+      <w:contextualSpacing/>
+    </w:pPr>
+  </w:style>
 </w:styles>
 </file>
 
